--- a/docs/ОРСАПРпроектсистемы.docx
+++ b/docs/ОРСАПРпроектсистемы.docx
@@ -880,9 +880,9 @@
       </w:r>
       <w:r>
         <w:rPr>
-          <w:lang w:val="ru-RU"/>
-        </w:rPr>
-        <w:t>5</w:t>
+          <w:lang w:val="en-US"/>
+        </w:rPr>
+        <w:t>6</w:t>
       </w:r>
       <w:r>
         <w:rPr>
@@ -1101,6 +1101,26 @@
     <w:p>
       <w:pPr>
         <w:widowControl w:val="0"/>
+        <w:spacing w:line="240" w:lineRule="auto"/>
+        <w:ind w:firstLine="700"/>
+        <w:rPr>
+          <w:lang w:val="ru-RU"/>
+        </w:rPr>
+      </w:pPr>
+    </w:p>
+    <w:p>
+      <w:pPr>
+        <w:widowControl w:val="0"/>
+        <w:spacing w:line="240" w:lineRule="auto"/>
+        <w:ind w:firstLine="700"/>
+        <w:rPr>
+          <w:lang w:val="ru-RU"/>
+        </w:rPr>
+      </w:pPr>
+    </w:p>
+    <w:p>
+      <w:pPr>
+        <w:widowControl w:val="0"/>
         <w:ind w:firstLine="0"/>
         <w:jc w:val="center"/>
         <w:rPr>
@@ -1114,6 +1134,7 @@
         <w:jc w:val="center"/>
       </w:pPr>
       <w:r>
+        <w:lastRenderedPageBreak/>
         <w:t>1</w:t>
       </w:r>
       <w:r>
@@ -1137,7 +1158,6 @@
         <w:ind w:left="-15" w:right="59" w:firstLine="15"/>
       </w:pPr>
       <w:r>
-        <w:lastRenderedPageBreak/>
         <w:tab/>
       </w:r>
     </w:p>
@@ -3651,15 +3671,6 @@
     </w:p>
     <w:p>
       <w:pPr>
-        <w:ind w:right="59" w:firstLine="708"/>
-        <w:rPr>
-          <w:rFonts w:eastAsia="SimSun"/>
-          <w:lang w:val="ru-RU"/>
-        </w:rPr>
-      </w:pPr>
-    </w:p>
-    <w:p>
-      <w:pPr>
         <w:numPr>
           <w:ilvl w:val="1"/>
           <w:numId w:val="65"/>
@@ -4905,13 +4916,7 @@
         <w:rPr>
           <w:lang w:val="ru-RU"/>
         </w:rPr>
-        <w:t>)</w:t>
-      </w:r>
-      <w:r>
-        <w:rPr>
-          <w:lang w:val="ru-RU"/>
-        </w:rPr>
-        <w:t>;</w:t>
+        <w:t>);</w:t>
       </w:r>
     </w:p>
     <w:p>
@@ -10153,19 +10158,7 @@
         <w:rPr>
           <w:lang w:val="ru-RU"/>
         </w:rPr>
-        <w:t>а</w:t>
-      </w:r>
-      <w:r>
-        <w:rPr>
-          <w:lang w:val="en-US"/>
-        </w:rPr>
-        <w:t>D</w:t>
-      </w:r>
-      <w:r>
-        <w:rPr>
-          <w:lang w:val="ru-RU"/>
-        </w:rPr>
-        <w:t>налогов</w:t>
+        <w:t>аналогов</w:t>
       </w:r>
       <w:r>
         <w:rPr>
@@ -10739,13 +10732,7 @@
         <w:rPr>
           <w:lang w:val="en-GB"/>
         </w:rPr>
-        <w:t>Par</w:t>
-      </w:r>
-      <w:r>
-        <w:rPr>
-          <w:lang w:val="en-GB"/>
-        </w:rPr>
-        <w:t>ts</w:t>
+        <w:t>Parts</w:t>
       </w:r>
       <w:r>
         <w:rPr>
@@ -10901,7 +10888,31 @@
         <w:rPr>
           <w:lang w:val="ru-RU"/>
         </w:rPr>
-        <w:t>– паз — глухое прямоугольное углубление на передней грани, характеризуемое длиной p, высотой h и глубиной d.</w:t>
+        <w:t xml:space="preserve">– паз — глухое прямоугольное углубление на передней грани, характеризуемое длиной </w:t>
+      </w:r>
+      <w:r>
+        <w:rPr>
+          <w:lang w:val="en-US"/>
+        </w:rPr>
+        <w:t>d</w:t>
+      </w:r>
+      <w:r>
+        <w:rPr>
+          <w:lang w:val="ru-RU"/>
+        </w:rPr>
+        <w:t xml:space="preserve">, высотой h и глубиной </w:t>
+      </w:r>
+      <w:r>
+        <w:rPr>
+          <w:lang w:val="en-US"/>
+        </w:rPr>
+        <w:t>p</w:t>
+      </w:r>
+      <w:r>
+        <w:rPr>
+          <w:lang w:val="ru-RU"/>
+        </w:rPr>
+        <w:t>.</w:t>
       </w:r>
     </w:p>
     <w:p>
@@ -11117,7 +11128,31 @@
         <w:rPr>
           <w:lang w:val="ru-RU"/>
         </w:rPr>
-        <w:t>лина опоры L: 100–300 мм;</w:t>
+        <w:t xml:space="preserve">лина опоры L: </w:t>
+      </w:r>
+      <w:r>
+        <w:rPr>
+          <w:lang w:val="ru-RU"/>
+        </w:rPr>
+        <w:t>60</w:t>
+      </w:r>
+      <w:r>
+        <w:rPr>
+          <w:lang w:val="ru-RU"/>
+        </w:rPr>
+        <w:t>–</w:t>
+      </w:r>
+      <w:r>
+        <w:rPr>
+          <w:lang w:val="ru-RU"/>
+        </w:rPr>
+        <w:t>15</w:t>
+      </w:r>
+      <w:r>
+        <w:rPr>
+          <w:lang w:val="ru-RU"/>
+        </w:rPr>
+        <w:t>0 мм;</w:t>
       </w:r>
     </w:p>
     <w:p>
@@ -11130,7 +11165,19 @@
         <w:rPr>
           <w:lang w:val="ru-RU"/>
         </w:rPr>
-        <w:t>– ширина опоры W: 30–100 мм;</w:t>
+        <w:t xml:space="preserve">– ширина опоры W: </w:t>
+      </w:r>
+      <w:r>
+        <w:rPr>
+          <w:lang w:val="ru-RU"/>
+        </w:rPr>
+        <w:t>5</w:t>
+      </w:r>
+      <w:r>
+        <w:rPr>
+          <w:lang w:val="ru-RU"/>
+        </w:rPr>
+        <w:t>0–100 мм;</w:t>
       </w:r>
     </w:p>
     <w:p>
@@ -11156,7 +11203,31 @@
         <w:rPr>
           <w:lang w:val="ru-RU"/>
         </w:rPr>
-        <w:t>– длина паза p: 20–80 мм — зависимый параметр;</w:t>
+        <w:t xml:space="preserve">– длина паза </w:t>
+      </w:r>
+      <w:r>
+        <w:rPr>
+          <w:lang w:val="en-US"/>
+        </w:rPr>
+        <w:t>d</w:t>
+      </w:r>
+      <w:r>
+        <w:rPr>
+          <w:lang w:val="ru-RU"/>
+        </w:rPr>
+        <w:t>: 20–</w:t>
+      </w:r>
+      <w:r>
+        <w:rPr>
+          <w:lang w:val="ru-RU"/>
+        </w:rPr>
+        <w:t>10</w:t>
+      </w:r>
+      <w:r>
+        <w:rPr>
+          <w:lang w:val="ru-RU"/>
+        </w:rPr>
+        <w:t>0 мм — зависимый параметр;</w:t>
       </w:r>
     </w:p>
     <w:p>
@@ -11182,7 +11253,31 @@
         <w:rPr>
           <w:lang w:val="ru-RU"/>
         </w:rPr>
-        <w:t>– глубина паза d: 20–100 мм — зависимый параметр.</w:t>
+        <w:t xml:space="preserve">– глубина паза </w:t>
+      </w:r>
+      <w:r>
+        <w:rPr>
+          <w:lang w:val="en-US"/>
+        </w:rPr>
+        <w:t>p</w:t>
+      </w:r>
+      <w:r>
+        <w:rPr>
+          <w:lang w:val="ru-RU"/>
+        </w:rPr>
+        <w:t>: 20–</w:t>
+      </w:r>
+      <w:r>
+        <w:rPr>
+          <w:lang w:val="ru-RU"/>
+        </w:rPr>
+        <w:t>8</w:t>
+      </w:r>
+      <w:r>
+        <w:rPr>
+          <w:lang w:val="ru-RU"/>
+        </w:rPr>
+        <w:t>0 мм — зависимый параметр.</w:t>
       </w:r>
     </w:p>
     <w:p>
@@ -11267,7 +11362,13 @@
         <w:t>классов</w:t>
       </w:r>
     </w:p>
-    <w:p/>
+    <w:p>
+      <w:pPr>
+        <w:rPr>
+          <w:lang w:val="ru-RU"/>
+        </w:rPr>
+      </w:pPr>
+    </w:p>
     <w:p>
       <w:pPr>
         <w:rPr>
@@ -12105,13 +12206,15 @@
               <w:jc w:val="both"/>
               <w:rPr>
                 <w:rFonts w:ascii="Times New Roman" w:hAnsi="Times New Roman" w:cs="Times New Roman"/>
-              </w:rPr>
-            </w:pPr>
-            <w:r>
-              <w:rPr>
-                <w:rFonts w:ascii="Times New Roman" w:hAnsi="Times New Roman" w:cs="Times New Roman"/>
-              </w:rPr>
-              <w:t>p</w:t>
+                <w:lang w:val="en-US"/>
+              </w:rPr>
+            </w:pPr>
+            <w:r>
+              <w:rPr>
+                <w:rFonts w:ascii="Times New Roman" w:hAnsi="Times New Roman" w:cs="Times New Roman"/>
+                <w:lang w:val="en-US"/>
+              </w:rPr>
+              <w:t>d</w:t>
             </w:r>
           </w:p>
         </w:tc>
@@ -12235,13 +12338,15 @@
               <w:jc w:val="both"/>
               <w:rPr>
                 <w:rFonts w:ascii="Times New Roman" w:hAnsi="Times New Roman" w:cs="Times New Roman"/>
-              </w:rPr>
-            </w:pPr>
-            <w:r>
-              <w:rPr>
-                <w:rFonts w:ascii="Times New Roman" w:hAnsi="Times New Roman" w:cs="Times New Roman"/>
-              </w:rPr>
-              <w:t>d</w:t>
+                <w:lang w:val="en-US"/>
+              </w:rPr>
+            </w:pPr>
+            <w:r>
+              <w:rPr>
+                <w:rFonts w:ascii="Times New Roman" w:hAnsi="Times New Roman" w:cs="Times New Roman"/>
+                <w:lang w:val="en-US"/>
+              </w:rPr>
+              <w:t>p</w:t>
             </w:r>
           </w:p>
         </w:tc>
@@ -13405,6 +13510,7 @@
               <w:jc w:val="both"/>
               <w:rPr>
                 <w:rFonts w:ascii="Times New Roman" w:hAnsi="Times New Roman" w:cs="Times New Roman"/>
+                <w:lang w:val="en-US"/>
               </w:rPr>
             </w:pPr>
             <w:r>
@@ -14526,6 +14632,7 @@
               <w:jc w:val="both"/>
               <w:rPr>
                 <w:rFonts w:ascii="Times New Roman" w:hAnsi="Times New Roman" w:cs="Times New Roman"/>
+                <w:lang w:val="en-US"/>
               </w:rPr>
             </w:pPr>
             <w:r>
@@ -15185,7 +15292,42 @@
                 <w:rFonts w:ascii="Times New Roman" w:hAnsi="Times New Roman" w:cs="Times New Roman"/>
                 <w:lang w:val="en-GB"/>
               </w:rPr>
-              <w:t>BuildSlotGeometry(double p, double h, double d)</w:t>
+              <w:t>BuildSlotGeometry(double</w:t>
+            </w:r>
+            <w:r>
+              <w:rPr>
+                <w:rFonts w:ascii="Times New Roman" w:hAnsi="Times New Roman" w:cs="Times New Roman"/>
+                <w:lang w:val="en-GB"/>
+              </w:rPr>
+              <w:t xml:space="preserve"> </w:t>
+            </w:r>
+            <w:r>
+              <w:rPr>
+                <w:rFonts w:ascii="Times New Roman" w:hAnsi="Times New Roman" w:cs="Times New Roman"/>
+                <w:lang w:val="en-GB"/>
+              </w:rPr>
+              <w:t>d</w:t>
+            </w:r>
+            <w:r>
+              <w:rPr>
+                <w:rFonts w:ascii="Times New Roman" w:hAnsi="Times New Roman" w:cs="Times New Roman"/>
+                <w:lang w:val="en-GB"/>
+              </w:rPr>
+              <w:t xml:space="preserve">, double h, double </w:t>
+            </w:r>
+            <w:r>
+              <w:rPr>
+                <w:rFonts w:ascii="Times New Roman" w:hAnsi="Times New Roman" w:cs="Times New Roman"/>
+                <w:lang w:val="en-GB"/>
+              </w:rPr>
+              <w:t>p</w:t>
+            </w:r>
+            <w:r>
+              <w:rPr>
+                <w:rFonts w:ascii="Times New Roman" w:hAnsi="Times New Roman" w:cs="Times New Roman"/>
+                <w:lang w:val="en-GB"/>
+              </w:rPr>
+              <w:t>)</w:t>
             </w:r>
           </w:p>
         </w:tc>
@@ -15395,13 +15537,7 @@
         <w:rPr>
           <w:lang w:val="ru-RU"/>
         </w:rPr>
-        <w:t>7</w:t>
-      </w:r>
-      <w:r>
-        <w:rPr>
-          <w:lang w:val="ru-RU"/>
-        </w:rPr>
-        <w:t xml:space="preserve"> </w:t>
+        <w:t xml:space="preserve">7 </w:t>
       </w:r>
       <w:r>
         <w:rPr>
@@ -16651,21 +16787,7 @@
             <w:rStyle w:val="ae"/>
             <w:lang w:val="ru-RU"/>
           </w:rPr>
-          <w:t>https://www.u</w:t>
-        </w:r>
-        <w:r>
-          <w:rPr>
-            <w:rStyle w:val="ae"/>
-            <w:lang w:val="ru-RU"/>
-          </w:rPr>
-          <w:t>m</w:t>
-        </w:r>
-        <w:r>
-          <w:rPr>
-            <w:rStyle w:val="ae"/>
-            <w:lang w:val="ru-RU"/>
-          </w:rPr>
-          <w:t>l-diagrams.org/</w:t>
+          <w:t>https://www.uml-diagrams.org/</w:t>
         </w:r>
       </w:hyperlink>
       <w:r>
@@ -22738,6 +22860,7 @@
   <w:style w:type="character" w:default="1" w:styleId="a2">
     <w:name w:val="Default Paragraph Font"/>
     <w:uiPriority w:val="1"/>
+    <w:semiHidden/>
     <w:unhideWhenUsed/>
   </w:style>
   <w:style w:type="table" w:default="1" w:styleId="a3">
